--- a/A.docx
+++ b/A.docx
@@ -4,14 +4,14 @@
   <w:body>
     <w:p>
       <w:r>
-        <w:t xml:space="preserve">User input Prompt: </w:t>
-      </w:r>
-      <w:r>
-        <w:t>Write a Python script to sort my dataset fast.</w:t>
+        <w:t>User input Prompt: Write a Python script to sort my dataset fast.</w:t>
       </w:r>
     </w:p>
     <w:p>
       <w:r>
+        <w:rPr>
+          <w:noProof/>
+        </w:rPr>
         <w:drawing>
           <wp:inline distT="0" distB="0" distL="0" distR="0" wp14:anchorId="6478FC2E" wp14:editId="5F3F919F">
             <wp:extent cx="7256089" cy="1790700"/>
@@ -66,6 +66,89 @@
       <w:proofErr w:type="gramEnd"/>
       <w:r>
         <w:t>n log n). Provide the complete code and complexity analysis.</w:t>
+      </w:r>
+    </w:p>
+    <w:p/>
+    <w:p>
+      <w:r>
+        <w:lastRenderedPageBreak/>
+        <w:drawing>
+          <wp:inline distT="0" distB="0" distL="0" distR="0" wp14:anchorId="703DFF87" wp14:editId="29966C11">
+            <wp:extent cx="6858000" cy="6263198"/>
+            <wp:effectExtent l="0" t="0" r="0" b="0"/>
+            <wp:docPr id="2" name="Picture 2"/>
+            <wp:cNvGraphicFramePr>
+              <a:graphicFrameLocks xmlns:a="http://schemas.openxmlformats.org/drawingml/2006/main" noChangeAspect="1"/>
+            </wp:cNvGraphicFramePr>
+            <a:graphic xmlns:a="http://schemas.openxmlformats.org/drawingml/2006/main">
+              <a:graphicData uri="http://schemas.openxmlformats.org/drawingml/2006/picture">
+                <pic:pic xmlns:pic="http://schemas.openxmlformats.org/drawingml/2006/picture">
+                  <pic:nvPicPr>
+                    <pic:cNvPr id="1" name=""/>
+                    <pic:cNvPicPr/>
+                  </pic:nvPicPr>
+                  <pic:blipFill>
+                    <a:blip r:embed="rId5"/>
+                    <a:stretch>
+                      <a:fillRect/>
+                    </a:stretch>
+                  </pic:blipFill>
+                  <pic:spPr>
+                    <a:xfrm>
+                      <a:off x="0" y="0"/>
+                      <a:ext cx="6858000" cy="6263198"/>
+                    </a:xfrm>
+                    <a:prstGeom prst="rect">
+                      <a:avLst/>
+                    </a:prstGeom>
+                  </pic:spPr>
+                </pic:pic>
+              </a:graphicData>
+            </a:graphic>
+          </wp:inline>
+        </w:drawing>
+      </w:r>
+    </w:p>
+    <w:p/>
+    <w:p/>
+    <w:p>
+      <w:r>
+        <w:lastRenderedPageBreak/>
+        <w:drawing>
+          <wp:inline distT="0" distB="0" distL="0" distR="0" wp14:anchorId="07A46599" wp14:editId="4B2E0D6E">
+            <wp:extent cx="6858000" cy="5994848"/>
+            <wp:effectExtent l="0" t="0" r="0" b="0"/>
+            <wp:docPr id="3" name="Picture 3"/>
+            <wp:cNvGraphicFramePr>
+              <a:graphicFrameLocks xmlns:a="http://schemas.openxmlformats.org/drawingml/2006/main" noChangeAspect="1"/>
+            </wp:cNvGraphicFramePr>
+            <a:graphic xmlns:a="http://schemas.openxmlformats.org/drawingml/2006/main">
+              <a:graphicData uri="http://schemas.openxmlformats.org/drawingml/2006/picture">
+                <pic:pic xmlns:pic="http://schemas.openxmlformats.org/drawingml/2006/picture">
+                  <pic:nvPicPr>
+                    <pic:cNvPr id="1" name=""/>
+                    <pic:cNvPicPr/>
+                  </pic:nvPicPr>
+                  <pic:blipFill>
+                    <a:blip r:embed="rId6"/>
+                    <a:stretch>
+                      <a:fillRect/>
+                    </a:stretch>
+                  </pic:blipFill>
+                  <pic:spPr>
+                    <a:xfrm>
+                      <a:off x="0" y="0"/>
+                      <a:ext cx="6858000" cy="5994848"/>
+                    </a:xfrm>
+                    <a:prstGeom prst="rect">
+                      <a:avLst/>
+                    </a:prstGeom>
+                  </pic:spPr>
+                </pic:pic>
+              </a:graphicData>
+            </a:graphic>
+          </wp:inline>
+        </w:drawing>
       </w:r>
     </w:p>
     <w:sectPr>
